--- a/odigoi/01_lab1-docker.en.docx
+++ b/odigoi/01_lab1-docker.en.docx
@@ -20,7 +20,7 @@
           <w:sz w:val="22"/>
           <w:szCs w:val="22"/>
         </w:rPr>
-        <w:id w:val="1045485930"/>
+        <w:id w:val="-532422435"/>
         <w:docPartObj>
           <w:docPartGallery w:val="Table of Contents"/>
           <w:docPartUnique/>
@@ -61,7 +61,7 @@
           <w:r>
             <w:fldChar w:fldCharType="separate"/>
           </w:r>
-          <w:hyperlink w:anchor="_Toc224650786" w:history="1">
+          <w:hyperlink w:anchor="_Toc224651105" w:history="1">
             <w:r>
               <w:rPr>
                 <w:rStyle w:val="Hyperlink"/>
@@ -88,7 +88,7 @@
                 <w:noProof/>
                 <w:webHidden/>
               </w:rPr>
-              <w:instrText xml:space="preserve"> PAGEREF _Toc224650786 \h </w:instrText>
+              <w:instrText xml:space="preserve"> PAGEREF _Toc224651105 \h </w:instrText>
             </w:r>
             <w:r>
               <w:rPr>
@@ -135,7 +135,7 @@
               <w14:ligatures w14:val="standardContextual"/>
             </w:rPr>
           </w:pPr>
-          <w:hyperlink w:anchor="_Toc224650787" w:history="1">
+          <w:hyperlink w:anchor="_Toc224651106" w:history="1">
             <w:r>
               <w:rPr>
                 <w:rStyle w:val="Hyperlink"/>
@@ -162,7 +162,7 @@
                 <w:noProof/>
                 <w:webHidden/>
               </w:rPr>
-              <w:instrText xml:space="preserve"> PAGEREF _Toc224650787 \h </w:instrText>
+              <w:instrText xml:space="preserve"> PAGEREF _Toc224651106 \h </w:instrText>
             </w:r>
             <w:r>
               <w:rPr>
@@ -209,7 +209,7 @@
               <w14:ligatures w14:val="standardContextual"/>
             </w:rPr>
           </w:pPr>
-          <w:hyperlink w:anchor="_Toc224650788" w:history="1">
+          <w:hyperlink w:anchor="_Toc224651107" w:history="1">
             <w:r>
               <w:rPr>
                 <w:rStyle w:val="Hyperlink"/>
@@ -236,7 +236,7 @@
                 <w:noProof/>
                 <w:webHidden/>
               </w:rPr>
-              <w:instrText xml:space="preserve"> PAGEREF _Toc224650788 \h </w:instrText>
+              <w:instrText xml:space="preserve"> PAGEREF _Toc224651107 \h </w:instrText>
             </w:r>
             <w:r>
               <w:rPr>
@@ -283,7 +283,7 @@
               <w14:ligatures w14:val="standardContextual"/>
             </w:rPr>
           </w:pPr>
-          <w:hyperlink w:anchor="_Toc224650789" w:history="1">
+          <w:hyperlink w:anchor="_Toc224651108" w:history="1">
             <w:r>
               <w:rPr>
                 <w:rStyle w:val="Hyperlink"/>
@@ -310,7 +310,7 @@
                 <w:noProof/>
                 <w:webHidden/>
               </w:rPr>
-              <w:instrText xml:space="preserve"> PAGEREF _Toc224650789 \h </w:instrText>
+              <w:instrText xml:space="preserve"> PAGEREF _Toc224651108 \h </w:instrText>
             </w:r>
             <w:r>
               <w:rPr>
@@ -357,7 +357,7 @@
               <w14:ligatures w14:val="standardContextual"/>
             </w:rPr>
           </w:pPr>
-          <w:hyperlink w:anchor="_Toc224650790" w:history="1">
+          <w:hyperlink w:anchor="_Toc224651109" w:history="1">
             <w:r>
               <w:rPr>
                 <w:rStyle w:val="Hyperlink"/>
@@ -384,7 +384,7 @@
                 <w:noProof/>
                 <w:webHidden/>
               </w:rPr>
-              <w:instrText xml:space="preserve"> PAGEREF _Toc224650790 \h </w:instrText>
+              <w:instrText xml:space="preserve"> PAGEREF _Toc224651109 \h </w:instrText>
             </w:r>
             <w:r>
               <w:rPr>
@@ -431,7 +431,7 @@
               <w14:ligatures w14:val="standardContextual"/>
             </w:rPr>
           </w:pPr>
-          <w:hyperlink w:anchor="_Toc224650791" w:history="1">
+          <w:hyperlink w:anchor="_Toc224651110" w:history="1">
             <w:r>
               <w:rPr>
                 <w:rStyle w:val="Hyperlink"/>
@@ -458,7 +458,7 @@
                 <w:noProof/>
                 <w:webHidden/>
               </w:rPr>
-              <w:instrText xml:space="preserve"> PAGEREF _Toc224650791 \h </w:instrText>
+              <w:instrText xml:space="preserve"> PAGEREF _Toc224651110 \h </w:instrText>
             </w:r>
             <w:r>
               <w:rPr>
@@ -505,7 +505,7 @@
               <w14:ligatures w14:val="standardContextual"/>
             </w:rPr>
           </w:pPr>
-          <w:hyperlink w:anchor="_Toc224650792" w:history="1">
+          <w:hyperlink w:anchor="_Toc224651111" w:history="1">
             <w:r>
               <w:rPr>
                 <w:rStyle w:val="Hyperlink"/>
@@ -532,7 +532,7 @@
                 <w:noProof/>
                 <w:webHidden/>
               </w:rPr>
-              <w:instrText xml:space="preserve"> PAGEREF _Toc224650792 \h </w:instrText>
+              <w:instrText xml:space="preserve"> PAGEREF _Toc224651111 \h </w:instrText>
             </w:r>
             <w:r>
               <w:rPr>
@@ -579,7 +579,7 @@
               <w14:ligatures w14:val="standardContextual"/>
             </w:rPr>
           </w:pPr>
-          <w:hyperlink w:anchor="_Toc224650793" w:history="1">
+          <w:hyperlink w:anchor="_Toc224651112" w:history="1">
             <w:r>
               <w:rPr>
                 <w:rStyle w:val="Hyperlink"/>
@@ -606,7 +606,7 @@
                 <w:noProof/>
                 <w:webHidden/>
               </w:rPr>
-              <w:instrText xml:space="preserve"> PAGEREF _Toc224650793 \h </w:instrText>
+              <w:instrText xml:space="preserve"> PAGEREF _Toc224651112 \h </w:instrText>
             </w:r>
             <w:r>
               <w:rPr>
@@ -653,7 +653,7 @@
               <w14:ligatures w14:val="standardContextual"/>
             </w:rPr>
           </w:pPr>
-          <w:hyperlink w:anchor="_Toc224650794" w:history="1">
+          <w:hyperlink w:anchor="_Toc224651113" w:history="1">
             <w:r>
               <w:rPr>
                 <w:rStyle w:val="Hyperlink"/>
@@ -680,7 +680,7 @@
                 <w:noProof/>
                 <w:webHidden/>
               </w:rPr>
-              <w:instrText xml:space="preserve"> PAGEREF _Toc224650794 \h </w:instrText>
+              <w:instrText xml:space="preserve"> PAGEREF _Toc224651113 \h </w:instrText>
             </w:r>
             <w:r>
               <w:rPr>
@@ -727,7 +727,7 @@
               <w14:ligatures w14:val="standardContextual"/>
             </w:rPr>
           </w:pPr>
-          <w:hyperlink w:anchor="_Toc224650795" w:history="1">
+          <w:hyperlink w:anchor="_Toc224651114" w:history="1">
             <w:r>
               <w:rPr>
                 <w:rStyle w:val="Hyperlink"/>
@@ -754,7 +754,7 @@
                 <w:noProof/>
                 <w:webHidden/>
               </w:rPr>
-              <w:instrText xml:space="preserve"> PAGEREF _Toc224650795 \h </w:instrText>
+              <w:instrText xml:space="preserve"> PAGEREF _Toc224651114 \h </w:instrText>
             </w:r>
             <w:r>
               <w:rPr>
@@ -801,7 +801,7 @@
               <w14:ligatures w14:val="standardContextual"/>
             </w:rPr>
           </w:pPr>
-          <w:hyperlink w:anchor="_Toc224650796" w:history="1">
+          <w:hyperlink w:anchor="_Toc224651115" w:history="1">
             <w:r>
               <w:rPr>
                 <w:rStyle w:val="Hyperlink"/>
@@ -828,7 +828,7 @@
                 <w:noProof/>
                 <w:webHidden/>
               </w:rPr>
-              <w:instrText xml:space="preserve"> PAGEREF _Toc224650796 \h </w:instrText>
+              <w:instrText xml:space="preserve"> PAGEREF _Toc224651115 \h </w:instrText>
             </w:r>
             <w:r>
               <w:rPr>
@@ -875,7 +875,7 @@
               <w14:ligatures w14:val="standardContextual"/>
             </w:rPr>
           </w:pPr>
-          <w:hyperlink w:anchor="_Toc224650797" w:history="1">
+          <w:hyperlink w:anchor="_Toc224651116" w:history="1">
             <w:r>
               <w:rPr>
                 <w:rStyle w:val="Hyperlink"/>
@@ -902,7 +902,7 @@
                 <w:noProof/>
                 <w:webHidden/>
               </w:rPr>
-              <w:instrText xml:space="preserve"> PAGEREF _Toc224650797 \h </w:instrText>
+              <w:instrText xml:space="preserve"> PAGEREF _Toc224651116 \h </w:instrText>
             </w:r>
             <w:r>
               <w:rPr>
@@ -945,7 +945,7 @@
         <w:pStyle w:val="Heading1"/>
       </w:pPr>
       <w:bookmarkStart w:id="0" w:name="hdfs-and-spark-architecture"/>
-      <w:bookmarkStart w:id="1" w:name="_Toc224650786"/>
+      <w:bookmarkStart w:id="1" w:name="_Toc224651105"/>
       <w:r>
         <w:t>HDFS and Spark architecture</w:t>
       </w:r>
@@ -979,7 +979,7 @@
           <w:noProof/>
         </w:rPr>
         <w:drawing>
-          <wp:inline distT="0" distB="0" distL="0" distR="0" wp14:anchorId="4A93FDE4" wp14:editId="2A7FF3BD">
+          <wp:inline distT="0" distB="0" distL="0" distR="0" wp14:anchorId="5A8E0476" wp14:editId="154E0A59">
             <wp:extent cx="6692900" cy="4625299"/>
             <wp:effectExtent l="0" t="0" r="0" b="0"/>
             <wp:docPr id="22" name="Picture" descr="Figure 1"/>
@@ -1079,7 +1079,7 @@
         </w:rPr>
         <w:lastRenderedPageBreak/>
         <w:drawing>
-          <wp:inline distT="0" distB="0" distL="0" distR="0" wp14:anchorId="09B66052" wp14:editId="3499E848">
+          <wp:inline distT="0" distB="0" distL="0" distR="0" wp14:anchorId="6DEFA5E3" wp14:editId="1DBBE017">
             <wp:extent cx="6680200" cy="4470400"/>
             <wp:effectExtent l="0" t="0" r="0" b="0"/>
             <wp:docPr id="25" name="Picture" descr="Figure 2"/>
@@ -1130,7 +1130,7 @@
           <w:noProof/>
         </w:rPr>
         <w:drawing>
-          <wp:inline distT="0" distB="0" distL="0" distR="0" wp14:anchorId="0F70D85E" wp14:editId="77294930">
+          <wp:inline distT="0" distB="0" distL="0" distR="0" wp14:anchorId="4B90981D" wp14:editId="05286E80">
             <wp:extent cx="6692900" cy="3111152"/>
             <wp:effectExtent l="0" t="0" r="0" b="0"/>
             <wp:docPr id="28" name="Picture" descr="Figure 3"/>
@@ -1231,7 +1231,7 @@
         <w:pStyle w:val="Heading1"/>
       </w:pPr>
       <w:bookmarkStart w:id="2" w:name="basic-docker-concepts"/>
-      <w:bookmarkStart w:id="3" w:name="_Toc224650787"/>
+      <w:bookmarkStart w:id="3" w:name="_Toc224651106"/>
       <w:bookmarkEnd w:id="0"/>
       <w:r>
         <w:lastRenderedPageBreak/>
@@ -1634,7 +1634,7 @@
           <w:noProof/>
         </w:rPr>
         <w:drawing>
-          <wp:inline distT="0" distB="0" distL="0" distR="0" wp14:anchorId="05E9BBBD" wp14:editId="72D3FA87">
+          <wp:inline distT="0" distB="0" distL="0" distR="0" wp14:anchorId="7B23CF6E" wp14:editId="27D9B23D">
             <wp:extent cx="6692900" cy="2040481"/>
             <wp:effectExtent l="0" t="0" r="0" b="0"/>
             <wp:docPr id="32" name="Picture" descr="Figure 4"/>
@@ -1707,7 +1707,7 @@
           <w:noProof/>
         </w:rPr>
         <w:drawing>
-          <wp:inline distT="0" distB="0" distL="0" distR="0" wp14:anchorId="493F0813" wp14:editId="1225A4A3">
+          <wp:inline distT="0" distB="0" distL="0" distR="0" wp14:anchorId="65978AA0" wp14:editId="01AE0C5F">
             <wp:extent cx="5707781" cy="346509"/>
             <wp:effectExtent l="0" t="0" r="0" b="0"/>
             <wp:docPr id="35" name="Picture" descr="Figure 5"/>
@@ -1839,7 +1839,7 @@
         <w:pStyle w:val="Heading1"/>
       </w:pPr>
       <w:bookmarkStart w:id="4" w:name="Xcf83099d3f9d96282627f39158c8a5a2367c217"/>
-      <w:bookmarkStart w:id="5" w:name="_Toc224650788"/>
+      <w:bookmarkStart w:id="5" w:name="_Toc224651107"/>
       <w:bookmarkEnd w:id="2"/>
       <w:r>
         <w:t>Installing Apache Spark and HDFS locally with Docker containers</w:t>
@@ -2183,7 +2183,7 @@
         </w:rPr>
         <w:lastRenderedPageBreak/>
         <w:drawing>
-          <wp:inline distT="0" distB="0" distL="0" distR="0" wp14:anchorId="4929ABA0" wp14:editId="5EA9EB9F">
+          <wp:inline distT="0" distB="0" distL="0" distR="0" wp14:anchorId="0D1D4FBD" wp14:editId="3888B41E">
             <wp:extent cx="6692900" cy="3291679"/>
             <wp:effectExtent l="0" t="0" r="0" b="0"/>
             <wp:docPr id="39" name="Picture" descr="Figure 6"/>
@@ -2256,7 +2256,7 @@
           <w:noProof/>
         </w:rPr>
         <w:drawing>
-          <wp:inline distT="0" distB="0" distL="0" distR="0" wp14:anchorId="37C10C14" wp14:editId="03F92287">
+          <wp:inline distT="0" distB="0" distL="0" distR="0" wp14:anchorId="6F72C50B" wp14:editId="20FE25F8">
             <wp:extent cx="6692900" cy="788569"/>
             <wp:effectExtent l="0" t="0" r="0" b="0"/>
             <wp:docPr id="42" name="Picture" descr="Figure 7"/>
@@ -2326,7 +2326,7 @@
         </w:rPr>
         <w:lastRenderedPageBreak/>
         <w:drawing>
-          <wp:inline distT="0" distB="0" distL="0" distR="0" wp14:anchorId="07AE3E8F" wp14:editId="42A29930">
+          <wp:inline distT="0" distB="0" distL="0" distR="0" wp14:anchorId="51034F05" wp14:editId="06FB47F0">
             <wp:extent cx="6438900" cy="10591800"/>
             <wp:effectExtent l="0" t="0" r="0" b="0"/>
             <wp:docPr id="45" name="Picture" descr="Figure 8"/>
@@ -2440,7 +2440,7 @@
           <w:noProof/>
         </w:rPr>
         <w:drawing>
-          <wp:inline distT="0" distB="0" distL="0" distR="0" wp14:anchorId="72DBAAD7" wp14:editId="7035E33A">
+          <wp:inline distT="0" distB="0" distL="0" distR="0" wp14:anchorId="710382D9" wp14:editId="2EBFB5AB">
             <wp:extent cx="6692900" cy="7709300"/>
             <wp:effectExtent l="0" t="0" r="0" b="0"/>
             <wp:docPr id="48" name="Picture" descr="Figure 9"/>
@@ -2528,7 +2528,7 @@
           <w:noProof/>
         </w:rPr>
         <w:drawing>
-          <wp:inline distT="0" distB="0" distL="0" distR="0" wp14:anchorId="5E5B2247" wp14:editId="693EE185">
+          <wp:inline distT="0" distB="0" distL="0" distR="0" wp14:anchorId="0BA93E43" wp14:editId="76C63B58">
             <wp:extent cx="6692900" cy="5648755"/>
             <wp:effectExtent l="0" t="0" r="0" b="0"/>
             <wp:docPr id="51" name="Picture" descr="Figure 10"/>
@@ -2616,7 +2616,7 @@
         </w:rPr>
         <w:lastRenderedPageBreak/>
         <w:drawing>
-          <wp:inline distT="0" distB="0" distL="0" distR="0" wp14:anchorId="2C5EA274" wp14:editId="458B0EA3">
+          <wp:inline distT="0" distB="0" distL="0" distR="0" wp14:anchorId="2DDFA936" wp14:editId="786B5B66">
             <wp:extent cx="6692900" cy="3630867"/>
             <wp:effectExtent l="0" t="0" r="0" b="0"/>
             <wp:docPr id="54" name="Picture" descr="Figure 11"/>
@@ -2689,7 +2689,7 @@
           <w:noProof/>
         </w:rPr>
         <w:drawing>
-          <wp:inline distT="0" distB="0" distL="0" distR="0" wp14:anchorId="02BD5C89" wp14:editId="359394AA">
+          <wp:inline distT="0" distB="0" distL="0" distR="0" wp14:anchorId="499E4FA4" wp14:editId="59621C85">
             <wp:extent cx="6429675" cy="1761423"/>
             <wp:effectExtent l="0" t="0" r="0" b="0"/>
             <wp:docPr id="57" name="Picture" descr="Figure 12"/>
@@ -2775,7 +2775,7 @@
         </w:rPr>
         <w:lastRenderedPageBreak/>
         <w:drawing>
-          <wp:inline distT="0" distB="0" distL="0" distR="0" wp14:anchorId="79BB0DA1" wp14:editId="1806E276">
+          <wp:inline distT="0" distB="0" distL="0" distR="0" wp14:anchorId="23ED0145" wp14:editId="56567D92">
             <wp:extent cx="2483317" cy="6477802"/>
             <wp:effectExtent l="0" t="0" r="0" b="0"/>
             <wp:docPr id="60" name="Picture" descr="Figure 13"/>
@@ -2858,7 +2858,7 @@
           <w:noProof/>
         </w:rPr>
         <w:drawing>
-          <wp:inline distT="0" distB="0" distL="0" distR="0" wp14:anchorId="5B2A7DD7" wp14:editId="082A8B0F">
+          <wp:inline distT="0" distB="0" distL="0" distR="0" wp14:anchorId="4F1C2B25" wp14:editId="06B013DF">
             <wp:extent cx="6692900" cy="1923612"/>
             <wp:effectExtent l="0" t="0" r="0" b="0"/>
             <wp:docPr id="63" name="Picture" descr="Figure 14"/>
@@ -2977,7 +2977,7 @@
           <w:noProof/>
         </w:rPr>
         <w:drawing>
-          <wp:inline distT="0" distB="0" distL="0" distR="0" wp14:anchorId="63256BC7" wp14:editId="2DA4AD60">
+          <wp:inline distT="0" distB="0" distL="0" distR="0" wp14:anchorId="2BF6F4EE" wp14:editId="3C1F1AAA">
             <wp:extent cx="6692900" cy="2360127"/>
             <wp:effectExtent l="0" t="0" r="0" b="0"/>
             <wp:docPr id="66" name="Picture" descr="Figure 15"/>
@@ -3265,7 +3265,7 @@
         </w:rPr>
         <w:lastRenderedPageBreak/>
         <w:drawing>
-          <wp:inline distT="0" distB="0" distL="0" distR="0" wp14:anchorId="219C0DEC" wp14:editId="7ACEEC99">
+          <wp:inline distT="0" distB="0" distL="0" distR="0" wp14:anchorId="104EBB2F" wp14:editId="376FC23B">
             <wp:extent cx="6692900" cy="3823835"/>
             <wp:effectExtent l="0" t="0" r="0" b="0"/>
             <wp:docPr id="69" name="Picture" descr="Figure 16"/>
@@ -3312,7 +3312,7 @@
         <w:pStyle w:val="Heading1"/>
       </w:pPr>
       <w:bookmarkStart w:id="6" w:name="running-programs-on-the-cluster"/>
-      <w:bookmarkStart w:id="7" w:name="_Toc224650789"/>
+      <w:bookmarkStart w:id="7" w:name="_Toc224651108"/>
       <w:bookmarkEnd w:id="4"/>
       <w:r>
         <w:t>Running programs on the cluster</w:t>
@@ -3396,7 +3396,7 @@
         <w:pStyle w:val="Heading2"/>
       </w:pPr>
       <w:bookmarkStart w:id="8" w:name="X4eac9c31e38a8ce71c8b6f5d1cb891e20414c1a"/>
-      <w:bookmarkStart w:id="9" w:name="_Toc224650790"/>
+      <w:bookmarkStart w:id="9" w:name="_Toc224651109"/>
       <w:r>
         <w:t>Running your own Spark program on the cluster</w:t>
       </w:r>
@@ -3448,7 +3448,7 @@
         <w:pStyle w:val="Heading2"/>
       </w:pPr>
       <w:bookmarkStart w:id="10" w:name="uploading-code"/>
-      <w:bookmarkStart w:id="11" w:name="_Toc224650791"/>
+      <w:bookmarkStart w:id="11" w:name="_Toc224651110"/>
       <w:bookmarkEnd w:id="8"/>
       <w:r>
         <w:t>Uploading code</w:t>
@@ -3523,7 +3523,7 @@
         </w:rPr>
         <w:lastRenderedPageBreak/>
         <w:drawing>
-          <wp:inline distT="0" distB="0" distL="0" distR="0" wp14:anchorId="6F57AFED" wp14:editId="12050B2A">
+          <wp:inline distT="0" distB="0" distL="0" distR="0" wp14:anchorId="557B2833" wp14:editId="70C21367">
             <wp:extent cx="6692900" cy="1101215"/>
             <wp:effectExtent l="0" t="0" r="0" b="0"/>
             <wp:docPr id="74" name="Picture" descr="Figure 17"/>
@@ -3609,7 +3609,7 @@
           <w:noProof/>
         </w:rPr>
         <w:drawing>
-          <wp:inline distT="0" distB="0" distL="0" distR="0" wp14:anchorId="668A0BAB" wp14:editId="58EE8EEA">
+          <wp:inline distT="0" distB="0" distL="0" distR="0" wp14:anchorId="606F3F51" wp14:editId="26DCEBA8">
             <wp:extent cx="6692900" cy="1722842"/>
             <wp:effectExtent l="0" t="0" r="0" b="0"/>
             <wp:docPr id="77" name="Picture" descr="Figure 18"/>
@@ -3700,7 +3700,7 @@
           <w:noProof/>
         </w:rPr>
         <w:drawing>
-          <wp:inline distT="0" distB="0" distL="0" distR="0" wp14:anchorId="52ED8125" wp14:editId="7C8055FC">
+          <wp:inline distT="0" distB="0" distL="0" distR="0" wp14:anchorId="04494EB9" wp14:editId="0B5DB5A6">
             <wp:extent cx="6692900" cy="397769"/>
             <wp:effectExtent l="0" t="0" r="0" b="0"/>
             <wp:docPr id="80" name="Picture" descr="Figure 24"/>
@@ -4331,7 +4331,7 @@
         <w:pStyle w:val="Heading2"/>
       </w:pPr>
       <w:bookmarkStart w:id="12" w:name="uploading-data-files"/>
-      <w:bookmarkStart w:id="13" w:name="_Toc224650792"/>
+      <w:bookmarkStart w:id="13" w:name="_Toc224651111"/>
       <w:bookmarkEnd w:id="10"/>
       <w:r>
         <w:t>Uploading data files</w:t>
@@ -4530,7 +4530,7 @@
           <w:noProof/>
         </w:rPr>
         <w:drawing>
-          <wp:inline distT="0" distB="0" distL="0" distR="0" wp14:anchorId="626F93D0" wp14:editId="6D8688B9">
+          <wp:inline distT="0" distB="0" distL="0" distR="0" wp14:anchorId="250E5BC0" wp14:editId="32E2A24D">
             <wp:extent cx="6692900" cy="1694227"/>
             <wp:effectExtent l="0" t="0" r="0" b="0"/>
             <wp:docPr id="84" name="Picture" descr="Figure 19"/>
@@ -4642,7 +4642,7 @@
           <w:noProof/>
         </w:rPr>
         <w:drawing>
-          <wp:inline distT="0" distB="0" distL="0" distR="0" wp14:anchorId="5D380C34" wp14:editId="4A390F6A">
+          <wp:inline distT="0" distB="0" distL="0" distR="0" wp14:anchorId="3B793DBD" wp14:editId="3542465D">
             <wp:extent cx="6692900" cy="761605"/>
             <wp:effectExtent l="0" t="0" r="0" b="0"/>
             <wp:docPr id="87" name="Picture" descr="Figure 20"/>
@@ -4799,7 +4799,7 @@
         <w:pStyle w:val="Heading2"/>
       </w:pPr>
       <w:bookmarkStart w:id="14" w:name="monitoring-execution"/>
-      <w:bookmarkStart w:id="15" w:name="_Toc224650793"/>
+      <w:bookmarkStart w:id="15" w:name="_Toc224651112"/>
       <w:bookmarkEnd w:id="12"/>
       <w:r>
         <w:t>Monitoring execution</w:t>
@@ -4829,7 +4829,7 @@
         </w:rPr>
         <w:lastRenderedPageBreak/>
         <w:drawing>
-          <wp:inline distT="0" distB="0" distL="0" distR="0" wp14:anchorId="0A113E43" wp14:editId="528E4144">
+          <wp:inline distT="0" distB="0" distL="0" distR="0" wp14:anchorId="4A923B4C" wp14:editId="66F9A075">
             <wp:extent cx="6692900" cy="6026364"/>
             <wp:effectExtent l="0" t="0" r="0" b="0"/>
             <wp:docPr id="91" name="Picture" descr="Figure 21"/>
@@ -4876,7 +4876,7 @@
         <w:pStyle w:val="Heading2"/>
       </w:pPr>
       <w:bookmarkStart w:id="16" w:name="history-server"/>
-      <w:bookmarkStart w:id="17" w:name="_Toc224650794"/>
+      <w:bookmarkStart w:id="17" w:name="_Toc224651113"/>
       <w:bookmarkEnd w:id="14"/>
       <w:r>
         <w:t>History Server</w:t>
@@ -4916,7 +4916,7 @@
         </w:rPr>
         <w:lastRenderedPageBreak/>
         <w:drawing>
-          <wp:inline distT="0" distB="0" distL="0" distR="0" wp14:anchorId="366ABEFF" wp14:editId="382E08B1">
+          <wp:inline distT="0" distB="0" distL="0" distR="0" wp14:anchorId="118D9E25" wp14:editId="00F8ABAA">
             <wp:extent cx="6692900" cy="3307628"/>
             <wp:effectExtent l="0" t="0" r="0" b="0"/>
             <wp:docPr id="95" name="Picture" descr="Figure 22"/>
@@ -4967,7 +4967,7 @@
           <w:noProof/>
         </w:rPr>
         <w:drawing>
-          <wp:inline distT="0" distB="0" distL="0" distR="0" wp14:anchorId="59102FC9" wp14:editId="5D0628C8">
+          <wp:inline distT="0" distB="0" distL="0" distR="0" wp14:anchorId="5EDE5167" wp14:editId="11E5C28D">
             <wp:extent cx="6692900" cy="4050863"/>
             <wp:effectExtent l="0" t="0" r="0" b="0"/>
             <wp:docPr id="98" name="Picture" descr="Figure 23"/>
@@ -5014,7 +5014,7 @@
         <w:pStyle w:val="Heading1"/>
       </w:pPr>
       <w:bookmarkStart w:id="18" w:name="useful-linux-commands"/>
-      <w:bookmarkStart w:id="19" w:name="_Toc224650795"/>
+      <w:bookmarkStart w:id="19" w:name="_Toc224651114"/>
       <w:bookmarkEnd w:id="6"/>
       <w:bookmarkEnd w:id="16"/>
       <w:r>
@@ -5269,7 +5269,7 @@
         <w:pStyle w:val="Heading1"/>
       </w:pPr>
       <w:bookmarkStart w:id="20" w:name="useful-hdfs-commands"/>
-      <w:bookmarkStart w:id="21" w:name="_Toc224650796"/>
+      <w:bookmarkStart w:id="21" w:name="_Toc224651115"/>
       <w:bookmarkEnd w:id="18"/>
       <w:r>
         <w:t>Useful HDFS commands</w:t>
@@ -5509,7 +5509,7 @@
         <w:pStyle w:val="Heading1"/>
       </w:pPr>
       <w:bookmarkStart w:id="22" w:name="stopping-the-infrastructure"/>
-      <w:bookmarkStart w:id="23" w:name="_Toc224650797"/>
+      <w:bookmarkStart w:id="23" w:name="_Toc224651116"/>
       <w:bookmarkEnd w:id="20"/>
       <w:r>
         <w:t>Stopping the infrastructure</w:t>
@@ -6014,7 +6014,7 @@
   <w:abstractNum w:abstractNumId="9" w15:restartNumberingAfterBreak="0">
     <w:nsid w:val="0000A990"/>
     <w:multiLevelType w:val="multilevel"/>
-    <w:tmpl w:val="BD3C4E30"/>
+    <w:tmpl w:val="807A2CEE"/>
     <w:lvl w:ilvl="0">
       <w:numFmt w:val="bullet"/>
       <w:lvlText w:val=" "/>
@@ -6091,7 +6091,7 @@
   <w:abstractNum w:abstractNumId="10" w15:restartNumberingAfterBreak="0">
     <w:nsid w:val="0000A991"/>
     <w:multiLevelType w:val="multilevel"/>
-    <w:tmpl w:val="C7629558"/>
+    <w:tmpl w:val="E31A1FA6"/>
     <w:lvl w:ilvl="0">
       <w:numFmt w:val="bullet"/>
       <w:lvlText w:val=""/>
@@ -6195,7 +6195,7 @@
   <w:abstractNum w:abstractNumId="11" w15:restartNumberingAfterBreak="0">
     <w:nsid w:val="00A99411"/>
     <w:multiLevelType w:val="multilevel"/>
-    <w:tmpl w:val="C108FE60"/>
+    <w:tmpl w:val="AE929314"/>
     <w:lvl w:ilvl="0">
       <w:start w:val="1"/>
       <w:numFmt w:val="decimal"/>
@@ -6278,67 +6278,67 @@
       </w:pPr>
     </w:lvl>
   </w:abstractNum>
-  <w:num w:numId="1" w16cid:durableId="1880120655">
+  <w:num w:numId="1" w16cid:durableId="1509832679">
     <w:abstractNumId w:val="8"/>
   </w:num>
-  <w:num w:numId="2" w16cid:durableId="1284650470">
+  <w:num w:numId="2" w16cid:durableId="1764568003">
     <w:abstractNumId w:val="6"/>
   </w:num>
-  <w:num w:numId="3" w16cid:durableId="1942835317">
+  <w:num w:numId="3" w16cid:durableId="1707020879">
     <w:abstractNumId w:val="5"/>
   </w:num>
-  <w:num w:numId="4" w16cid:durableId="1783259816">
+  <w:num w:numId="4" w16cid:durableId="334965711">
     <w:abstractNumId w:val="4"/>
   </w:num>
-  <w:num w:numId="5" w16cid:durableId="336033521">
+  <w:num w:numId="5" w16cid:durableId="1587034435">
     <w:abstractNumId w:val="7"/>
   </w:num>
-  <w:num w:numId="6" w16cid:durableId="367993246">
+  <w:num w:numId="6" w16cid:durableId="44913365">
     <w:abstractNumId w:val="3"/>
   </w:num>
-  <w:num w:numId="7" w16cid:durableId="289673453">
+  <w:num w:numId="7" w16cid:durableId="763107923">
     <w:abstractNumId w:val="2"/>
   </w:num>
-  <w:num w:numId="8" w16cid:durableId="2068412158">
+  <w:num w:numId="8" w16cid:durableId="388188057">
     <w:abstractNumId w:val="1"/>
   </w:num>
-  <w:num w:numId="9" w16cid:durableId="540749667">
+  <w:num w:numId="9" w16cid:durableId="534780164">
     <w:abstractNumId w:val="0"/>
   </w:num>
-  <w:num w:numId="10" w16cid:durableId="810247521">
+  <w:num w:numId="10" w16cid:durableId="585924391">
     <w:abstractNumId w:val="9"/>
   </w:num>
-  <w:num w:numId="11" w16cid:durableId="38016729">
+  <w:num w:numId="11" w16cid:durableId="895822550">
     <w:abstractNumId w:val="10"/>
   </w:num>
-  <w:num w:numId="12" w16cid:durableId="1494761058">
+  <w:num w:numId="12" w16cid:durableId="1411148638">
     <w:abstractNumId w:val="10"/>
   </w:num>
-  <w:num w:numId="13" w16cid:durableId="737050102">
+  <w:num w:numId="13" w16cid:durableId="1391803367">
     <w:abstractNumId w:val="10"/>
   </w:num>
-  <w:num w:numId="14" w16cid:durableId="1108768344">
+  <w:num w:numId="14" w16cid:durableId="2096321742">
     <w:abstractNumId w:val="10"/>
   </w:num>
-  <w:num w:numId="15" w16cid:durableId="450824676">
+  <w:num w:numId="15" w16cid:durableId="665281772">
     <w:abstractNumId w:val="10"/>
   </w:num>
-  <w:num w:numId="16" w16cid:durableId="1358965951">
+  <w:num w:numId="16" w16cid:durableId="1267351554">
     <w:abstractNumId w:val="10"/>
   </w:num>
-  <w:num w:numId="17" w16cid:durableId="1033075737">
+  <w:num w:numId="17" w16cid:durableId="930701223">
     <w:abstractNumId w:val="10"/>
   </w:num>
-  <w:num w:numId="18" w16cid:durableId="1860504268">
+  <w:num w:numId="18" w16cid:durableId="2146269864">
     <w:abstractNumId w:val="10"/>
   </w:num>
-  <w:num w:numId="19" w16cid:durableId="1154562396">
+  <w:num w:numId="19" w16cid:durableId="1934364237">
     <w:abstractNumId w:val="10"/>
   </w:num>
-  <w:num w:numId="20" w16cid:durableId="66265110">
+  <w:num w:numId="20" w16cid:durableId="1303191536">
     <w:abstractNumId w:val="10"/>
   </w:num>
-  <w:num w:numId="21" w16cid:durableId="1920628838">
+  <w:num w:numId="21" w16cid:durableId="1179277864">
     <w:abstractNumId w:val="11"/>
     <w:lvlOverride w:ilvl="0">
       <w:startOverride w:val="1"/>
@@ -6368,7 +6368,7 @@
       <w:startOverride w:val="1"/>
     </w:lvlOverride>
   </w:num>
-  <w:num w:numId="22" w16cid:durableId="26494635">
+  <w:num w:numId="22" w16cid:durableId="264074644">
     <w:abstractNumId w:val="10"/>
   </w:num>
 </w:numbering>
@@ -18189,7 +18189,7 @@
     <w:autoRedefine/>
     <w:uiPriority w:val="39"/>
     <w:unhideWhenUsed/>
-    <w:rsid w:val="00E96F32"/>
+    <w:rsid w:val="008C5AC4"/>
     <w:pPr>
       <w:spacing w:after="100"/>
     </w:pPr>
@@ -18201,7 +18201,7 @@
     <w:autoRedefine/>
     <w:uiPriority w:val="39"/>
     <w:unhideWhenUsed/>
-    <w:rsid w:val="00E96F32"/>
+    <w:rsid w:val="008C5AC4"/>
     <w:pPr>
       <w:spacing w:after="100"/>
       <w:ind w:left="220"/>
@@ -18212,7 +18212,7 @@
     <w:basedOn w:val="DefaultParagraphFont"/>
     <w:uiPriority w:val="99"/>
     <w:unhideWhenUsed/>
-    <w:rsid w:val="00E96F32"/>
+    <w:rsid w:val="008C5AC4"/>
     <w:rPr>
       <w:color w:val="0000FF" w:themeColor="hyperlink"/>
       <w:u w:val="single"/>
